--- a/public/cil/template.docx
+++ b/public/cil/template.docx
@@ -574,9 +574,17 @@
                 <w:b/>
                 <w:color w:val="000000"/>
                 <w:sz w:val="14"/>
-                <w:szCs w:val="14"/>
               </w:rPr>
             </w:pPr>
+            <w:r>
+              <w:rPr>
+                <w:rFonts w:ascii="Times New Roman" w:hAnsi="Times New Roman"/>
+                <w:b/>
+                <w:color w:val="231F20"/>
+                <w:sz w:val="14"/>
+              </w:rPr>
+              <w:t>Désherbage</w:t>
+            </w:r>
           </w:p>
         </w:tc>
         <w:tc>
@@ -585,24 +593,9 @@
             <w:gridSpan w:val="2"/>
           </w:tcPr>
           <w:p>
-            <w:pPr>
-              <w:tabs>
-                <w:tab w:val="left" w:pos="8507"/>
-                <w:tab w:val="left" w:pos="12474"/>
-                <w:tab w:val="left" w:pos="13878"/>
-                <w:tab w:val="left" w:pos="15272"/>
-              </w:tabs>
-              <w:kinsoku w:val="0"/>
-              <w:overflowPunct w:val="0"/>
-              <w:jc w:val="both"/>
-              <w:rPr>
-                <w:rFonts w:ascii="Times New Roman" w:hAnsi="Times New Roman"/>
-                <w:b/>
-                <w:color w:val="000000"/>
-                <w:sz w:val="14"/>
-                <w:szCs w:val="14"/>
-              </w:rPr>
-            </w:pPr>
+            <w:r>
+              <w:t>{check_desh_oui} OUI    {check_desh_non} NON          Avisé à {txt_desh_avise}</w:t>
+            </w:r>
           </w:p>
         </w:tc>
       </w:tr>
@@ -17919,7 +17912,7 @@
     </w:r>
     <w:proofErr w:type="gramEnd"/>
     <w:r>
-      <w:t>01 du 09-06-2024</w:t>
+      <w:t>02 du 09-09-2026</w:t>
     </w:r>
   </w:p>
   <w:p>
